--- a/fuentes/63520002_CF02_DU.docx
+++ b/fuentes/63520002_CF02_DU.docx
@@ -464,7 +464,18 @@
           <w:kern w:val="0"/>
           <w14:ligatures w14:val="none"/>
         </w:rPr>
-        <w:t>juli</w:t>
+        <w:t>Ju</w:t>
+      </w:r>
+      <w:r>
+        <w:rPr>
+          <w:rFonts w:ascii="Calibri" w:hAnsi="Calibri"/>
+          <w:b/>
+          <w:bCs/>
+          <w:color w:val="000000" w:themeColor="text1"/>
+          <w:kern w:val="0"/>
+          <w14:ligatures w14:val="none"/>
+        </w:rPr>
+        <w:t>li</w:t>
       </w:r>
       <w:r>
         <w:rPr>
@@ -542,10 +553,9 @@
             <w:rPr>
               <w:rFonts w:eastAsiaTheme="minorEastAsia"/>
               <w:noProof/>
-              <w:kern w:val="0"/>
-              <w:sz w:val="22"/>
+              <w:sz w:val="24"/>
+              <w:szCs w:val="24"/>
               <w:lang w:eastAsia="es-CO"/>
-              <w14:ligatures w14:val="none"/>
             </w:rPr>
           </w:pPr>
           <w:r>
@@ -557,7 +567,7 @@
           <w:r>
             <w:fldChar w:fldCharType="separate"/>
           </w:r>
-          <w:hyperlink w:anchor="_Toc238570390" w:history="1">
+          <w:hyperlink w:anchor="_Toc239857259" w:history="1">
             <w:r>
               <w:rPr>
                 <w:rStyle w:val="Hipervnculo"/>
@@ -584,7 +594,7 @@
                 <w:noProof/>
                 <w:webHidden/>
               </w:rPr>
-              <w:instrText xml:space="preserve"> PAGEREF _Toc238570390 \h </w:instrText>
+              <w:instrText xml:space="preserve"> PAGEREF _Toc239857259 \h </w:instrText>
             </w:r>
             <w:r>
               <w:rPr>
@@ -624,13 +634,12 @@
             <w:rPr>
               <w:rFonts w:eastAsiaTheme="minorEastAsia"/>
               <w:noProof/>
-              <w:kern w:val="0"/>
-              <w:sz w:val="22"/>
+              <w:sz w:val="24"/>
+              <w:szCs w:val="24"/>
               <w:lang w:eastAsia="es-CO"/>
-              <w14:ligatures w14:val="none"/>
             </w:rPr>
           </w:pPr>
-          <w:hyperlink w:anchor="_Toc238570391" w:history="1">
+          <w:hyperlink w:anchor="_Toc239857260" w:history="1">
             <w:r>
               <w:rPr>
                 <w:rStyle w:val="Hipervnculo"/>
@@ -657,7 +666,7 @@
                 <w:noProof/>
                 <w:webHidden/>
               </w:rPr>
-              <w:instrText xml:space="preserve"> PAGEREF _Toc238570391 \h </w:instrText>
+              <w:instrText xml:space="preserve"> PAGEREF _Toc239857260 \h </w:instrText>
             </w:r>
             <w:r>
               <w:rPr>
@@ -697,13 +706,12 @@
             <w:rPr>
               <w:rFonts w:eastAsiaTheme="minorEastAsia"/>
               <w:noProof/>
-              <w:kern w:val="0"/>
-              <w:sz w:val="22"/>
+              <w:sz w:val="24"/>
+              <w:szCs w:val="24"/>
               <w:lang w:eastAsia="es-CO"/>
-              <w14:ligatures w14:val="none"/>
             </w:rPr>
           </w:pPr>
-          <w:hyperlink w:anchor="_Toc238570392" w:history="1">
+          <w:hyperlink w:anchor="_Toc239857261" w:history="1">
             <w:r>
               <w:rPr>
                 <w:rStyle w:val="Hipervnculo"/>
@@ -730,7 +738,7 @@
                 <w:noProof/>
                 <w:webHidden/>
               </w:rPr>
-              <w:instrText xml:space="preserve"> PAGEREF _Toc238570392 \h </w:instrText>
+              <w:instrText xml:space="preserve"> PAGEREF _Toc239857261 \h </w:instrText>
             </w:r>
             <w:r>
               <w:rPr>
@@ -770,13 +778,12 @@
             <w:rPr>
               <w:rFonts w:eastAsiaTheme="minorEastAsia"/>
               <w:noProof/>
-              <w:kern w:val="0"/>
-              <w:sz w:val="22"/>
+              <w:sz w:val="24"/>
+              <w:szCs w:val="24"/>
               <w:lang w:eastAsia="es-CO"/>
-              <w14:ligatures w14:val="none"/>
             </w:rPr>
           </w:pPr>
-          <w:hyperlink w:anchor="_Toc238570393" w:history="1">
+          <w:hyperlink w:anchor="_Toc239857262" w:history="1">
             <w:r>
               <w:rPr>
                 <w:rStyle w:val="Hipervnculo"/>
@@ -803,7 +810,7 @@
                 <w:noProof/>
                 <w:webHidden/>
               </w:rPr>
-              <w:instrText xml:space="preserve"> PAGEREF _Toc238570393 \h </w:instrText>
+              <w:instrText xml:space="preserve"> PAGEREF _Toc239857262 \h </w:instrText>
             </w:r>
             <w:r>
               <w:rPr>
@@ -843,13 +850,12 @@
             <w:rPr>
               <w:rFonts w:eastAsiaTheme="minorEastAsia"/>
               <w:noProof/>
-              <w:kern w:val="0"/>
-              <w:sz w:val="22"/>
+              <w:sz w:val="24"/>
+              <w:szCs w:val="24"/>
               <w:lang w:eastAsia="es-CO"/>
-              <w14:ligatures w14:val="none"/>
             </w:rPr>
           </w:pPr>
-          <w:hyperlink w:anchor="_Toc238570394" w:history="1">
+          <w:hyperlink w:anchor="_Toc239857263" w:history="1">
             <w:r>
               <w:rPr>
                 <w:rStyle w:val="Hipervnculo"/>
@@ -876,7 +882,7 @@
                 <w:noProof/>
                 <w:webHidden/>
               </w:rPr>
-              <w:instrText xml:space="preserve"> PAGEREF _Toc238570394 \h </w:instrText>
+              <w:instrText xml:space="preserve"> PAGEREF _Toc239857263 \h </w:instrText>
             </w:r>
             <w:r>
               <w:rPr>
@@ -916,13 +922,12 @@
             <w:rPr>
               <w:rFonts w:eastAsiaTheme="minorEastAsia"/>
               <w:noProof/>
-              <w:kern w:val="0"/>
-              <w:sz w:val="22"/>
+              <w:sz w:val="24"/>
+              <w:szCs w:val="24"/>
               <w:lang w:eastAsia="es-CO"/>
-              <w14:ligatures w14:val="none"/>
             </w:rPr>
           </w:pPr>
-          <w:hyperlink w:anchor="_Toc238570395" w:history="1">
+          <w:hyperlink w:anchor="_Toc239857264" w:history="1">
             <w:r>
               <w:rPr>
                 <w:rStyle w:val="Hipervnculo"/>
@@ -949,7 +954,7 @@
                 <w:noProof/>
                 <w:webHidden/>
               </w:rPr>
-              <w:instrText xml:space="preserve"> PAGEREF _Toc238570395 \h </w:instrText>
+              <w:instrText xml:space="preserve"> PAGEREF _Toc239857264 \h </w:instrText>
             </w:r>
             <w:r>
               <w:rPr>
@@ -989,13 +994,12 @@
             <w:rPr>
               <w:rFonts w:eastAsiaTheme="minorEastAsia"/>
               <w:noProof/>
-              <w:kern w:val="0"/>
-              <w:sz w:val="22"/>
+              <w:sz w:val="24"/>
+              <w:szCs w:val="24"/>
               <w:lang w:eastAsia="es-CO"/>
-              <w14:ligatures w14:val="none"/>
             </w:rPr>
           </w:pPr>
-          <w:hyperlink w:anchor="_Toc238570396" w:history="1">
+          <w:hyperlink w:anchor="_Toc239857265" w:history="1">
             <w:r>
               <w:rPr>
                 <w:rStyle w:val="Hipervnculo"/>
@@ -1022,7 +1026,7 @@
                 <w:noProof/>
                 <w:webHidden/>
               </w:rPr>
-              <w:instrText xml:space="preserve"> PAGEREF _Toc238570396 \h </w:instrText>
+              <w:instrText xml:space="preserve"> PAGEREF _Toc239857265 \h </w:instrText>
             </w:r>
             <w:r>
               <w:rPr>
@@ -1062,13 +1066,12 @@
             <w:rPr>
               <w:rFonts w:eastAsiaTheme="minorEastAsia"/>
               <w:noProof/>
-              <w:kern w:val="0"/>
-              <w:sz w:val="22"/>
+              <w:sz w:val="24"/>
+              <w:szCs w:val="24"/>
               <w:lang w:eastAsia="es-CO"/>
-              <w14:ligatures w14:val="none"/>
             </w:rPr>
           </w:pPr>
-          <w:hyperlink w:anchor="_Toc238570397" w:history="1">
+          <w:hyperlink w:anchor="_Toc239857266" w:history="1">
             <w:r>
               <w:rPr>
                 <w:rStyle w:val="Hipervnculo"/>
@@ -1095,7 +1098,7 @@
                 <w:noProof/>
                 <w:webHidden/>
               </w:rPr>
-              <w:instrText xml:space="preserve"> PAGEREF _Toc238570397 \h </w:instrText>
+              <w:instrText xml:space="preserve"> PAGEREF _Toc239857266 \h </w:instrText>
             </w:r>
             <w:r>
               <w:rPr>
@@ -1135,13 +1138,12 @@
             <w:rPr>
               <w:rFonts w:eastAsiaTheme="minorEastAsia"/>
               <w:noProof/>
-              <w:kern w:val="0"/>
-              <w:sz w:val="22"/>
+              <w:sz w:val="24"/>
+              <w:szCs w:val="24"/>
               <w:lang w:eastAsia="es-CO"/>
-              <w14:ligatures w14:val="none"/>
             </w:rPr>
           </w:pPr>
-          <w:hyperlink w:anchor="_Toc238570398" w:history="1">
+          <w:hyperlink w:anchor="_Toc239857267" w:history="1">
             <w:r>
               <w:rPr>
                 <w:rStyle w:val="Hipervnculo"/>
@@ -1151,15 +1153,17 @@
             </w:r>
             <w:r>
               <w:rPr>
-                <w:rStyle w:val="Extranjerismo"/>
-                <w:noProof/>
-              </w:rPr>
-              <w:t>baker's percentage</w:t>
-            </w:r>
-            <w:r>
-              <w:rPr>
                 <w:rStyle w:val="Hipervnculo"/>
                 <w:noProof/>
+                <w:spacing w:val="20"/>
+                <w:lang w:val="en-US"/>
+              </w:rPr>
+              <w:t>baker's percentage</w:t>
+            </w:r>
+            <w:r>
+              <w:rPr>
+                <w:rStyle w:val="Hipervnculo"/>
+                <w:noProof/>
               </w:rPr>
               <w:t>)</w:t>
             </w:r>
@@ -1182,7 +1186,7 @@
                 <w:noProof/>
                 <w:webHidden/>
               </w:rPr>
-              <w:instrText xml:space="preserve"> PAGEREF _Toc238570398 \h </w:instrText>
+              <w:instrText xml:space="preserve"> PAGEREF _Toc239857267 \h </w:instrText>
             </w:r>
             <w:r>
               <w:rPr>
@@ -1222,13 +1226,12 @@
             <w:rPr>
               <w:rFonts w:eastAsiaTheme="minorEastAsia"/>
               <w:noProof/>
-              <w:kern w:val="0"/>
-              <w:sz w:val="22"/>
+              <w:sz w:val="24"/>
+              <w:szCs w:val="24"/>
               <w:lang w:eastAsia="es-CO"/>
-              <w14:ligatures w14:val="none"/>
             </w:rPr>
           </w:pPr>
-          <w:hyperlink w:anchor="_Toc238570399" w:history="1">
+          <w:hyperlink w:anchor="_Toc239857268" w:history="1">
             <w:r>
               <w:rPr>
                 <w:rStyle w:val="Hipervnculo"/>
@@ -1255,7 +1258,7 @@
                 <w:noProof/>
                 <w:webHidden/>
               </w:rPr>
-              <w:instrText xml:space="preserve"> PAGEREF _Toc238570399 \h </w:instrText>
+              <w:instrText xml:space="preserve"> PAGEREF _Toc239857268 \h </w:instrText>
             </w:r>
             <w:r>
               <w:rPr>
@@ -1295,13 +1298,12 @@
             <w:rPr>
               <w:rFonts w:eastAsiaTheme="minorEastAsia"/>
               <w:noProof/>
-              <w:kern w:val="0"/>
-              <w:sz w:val="22"/>
+              <w:sz w:val="24"/>
+              <w:szCs w:val="24"/>
               <w:lang w:eastAsia="es-CO"/>
-              <w14:ligatures w14:val="none"/>
             </w:rPr>
           </w:pPr>
-          <w:hyperlink w:anchor="_Toc238570400" w:history="1">
+          <w:hyperlink w:anchor="_Toc239857269" w:history="1">
             <w:r>
               <w:rPr>
                 <w:rStyle w:val="Hipervnculo"/>
@@ -1328,7 +1330,7 @@
                 <w:noProof/>
                 <w:webHidden/>
               </w:rPr>
-              <w:instrText xml:space="preserve"> PAGEREF _Toc238570400 \h </w:instrText>
+              <w:instrText xml:space="preserve"> PAGEREF _Toc239857269 \h </w:instrText>
             </w:r>
             <w:r>
               <w:rPr>
@@ -1368,13 +1370,12 @@
             <w:rPr>
               <w:rFonts w:eastAsiaTheme="minorEastAsia"/>
               <w:noProof/>
-              <w:kern w:val="0"/>
-              <w:sz w:val="22"/>
+              <w:sz w:val="24"/>
+              <w:szCs w:val="24"/>
               <w:lang w:eastAsia="es-CO"/>
-              <w14:ligatures w14:val="none"/>
             </w:rPr>
           </w:pPr>
-          <w:hyperlink w:anchor="_Toc238570401" w:history="1">
+          <w:hyperlink w:anchor="_Toc239857270" w:history="1">
             <w:r>
               <w:rPr>
                 <w:rStyle w:val="Hipervnculo"/>
@@ -1401,7 +1402,7 @@
                 <w:noProof/>
                 <w:webHidden/>
               </w:rPr>
-              <w:instrText xml:space="preserve"> PAGEREF _Toc238570401 \h </w:instrText>
+              <w:instrText xml:space="preserve"> PAGEREF _Toc239857270 \h </w:instrText>
             </w:r>
             <w:r>
               <w:rPr>
@@ -1441,13 +1442,12 @@
             <w:rPr>
               <w:rFonts w:eastAsiaTheme="minorEastAsia"/>
               <w:noProof/>
-              <w:kern w:val="0"/>
-              <w:sz w:val="22"/>
+              <w:sz w:val="24"/>
+              <w:szCs w:val="24"/>
               <w:lang w:eastAsia="es-CO"/>
-              <w14:ligatures w14:val="none"/>
             </w:rPr>
           </w:pPr>
-          <w:hyperlink w:anchor="_Toc238570402" w:history="1">
+          <w:hyperlink w:anchor="_Toc239857271" w:history="1">
             <w:r>
               <w:rPr>
                 <w:rStyle w:val="Hipervnculo"/>
@@ -1474,7 +1474,7 @@
                 <w:noProof/>
                 <w:webHidden/>
               </w:rPr>
-              <w:instrText xml:space="preserve"> PAGEREF _Toc238570402 \h </w:instrText>
+              <w:instrText xml:space="preserve"> PAGEREF _Toc239857271 \h </w:instrText>
             </w:r>
             <w:r>
               <w:rPr>
@@ -1514,13 +1514,12 @@
             <w:rPr>
               <w:rFonts w:eastAsiaTheme="minorEastAsia"/>
               <w:noProof/>
-              <w:kern w:val="0"/>
-              <w:sz w:val="22"/>
+              <w:sz w:val="24"/>
+              <w:szCs w:val="24"/>
               <w:lang w:eastAsia="es-CO"/>
-              <w14:ligatures w14:val="none"/>
             </w:rPr>
           </w:pPr>
-          <w:hyperlink w:anchor="_Toc238570403" w:history="1">
+          <w:hyperlink w:anchor="_Toc239857272" w:history="1">
             <w:r>
               <w:rPr>
                 <w:rStyle w:val="Hipervnculo"/>
@@ -1547,7 +1546,7 @@
                 <w:noProof/>
                 <w:webHidden/>
               </w:rPr>
-              <w:instrText xml:space="preserve"> PAGEREF _Toc238570403 \h </w:instrText>
+              <w:instrText xml:space="preserve"> PAGEREF _Toc239857272 \h </w:instrText>
             </w:r>
             <w:r>
               <w:rPr>
@@ -1587,13 +1586,12 @@
             <w:rPr>
               <w:rFonts w:eastAsiaTheme="minorEastAsia"/>
               <w:noProof/>
-              <w:kern w:val="0"/>
-              <w:sz w:val="22"/>
+              <w:sz w:val="24"/>
+              <w:szCs w:val="24"/>
               <w:lang w:eastAsia="es-CO"/>
-              <w14:ligatures w14:val="none"/>
             </w:rPr>
           </w:pPr>
-          <w:hyperlink w:anchor="_Toc238570404" w:history="1">
+          <w:hyperlink w:anchor="_Toc239857273" w:history="1">
             <w:r>
               <w:rPr>
                 <w:rStyle w:val="Hipervnculo"/>
@@ -1620,7 +1618,7 @@
                 <w:noProof/>
                 <w:webHidden/>
               </w:rPr>
-              <w:instrText xml:space="preserve"> PAGEREF _Toc238570404 \h </w:instrText>
+              <w:instrText xml:space="preserve"> PAGEREF _Toc239857273 \h </w:instrText>
             </w:r>
             <w:r>
               <w:rPr>
@@ -1660,13 +1658,12 @@
             <w:rPr>
               <w:rFonts w:eastAsiaTheme="minorEastAsia"/>
               <w:noProof/>
-              <w:kern w:val="0"/>
-              <w:sz w:val="22"/>
+              <w:sz w:val="24"/>
+              <w:szCs w:val="24"/>
               <w:lang w:eastAsia="es-CO"/>
-              <w14:ligatures w14:val="none"/>
             </w:rPr>
           </w:pPr>
-          <w:hyperlink w:anchor="_Toc238570405" w:history="1">
+          <w:hyperlink w:anchor="_Toc239857274" w:history="1">
             <w:r>
               <w:rPr>
                 <w:rStyle w:val="Hipervnculo"/>
@@ -1693,7 +1690,7 @@
                 <w:noProof/>
                 <w:webHidden/>
               </w:rPr>
-              <w:instrText xml:space="preserve"> PAGEREF _Toc238570405 \h </w:instrText>
+              <w:instrText xml:space="preserve"> PAGEREF _Toc239857274 \h </w:instrText>
             </w:r>
             <w:r>
               <w:rPr>
@@ -1733,13 +1730,12 @@
             <w:rPr>
               <w:rFonts w:eastAsiaTheme="minorEastAsia"/>
               <w:noProof/>
-              <w:kern w:val="0"/>
-              <w:sz w:val="22"/>
+              <w:sz w:val="24"/>
+              <w:szCs w:val="24"/>
               <w:lang w:eastAsia="es-CO"/>
-              <w14:ligatures w14:val="none"/>
             </w:rPr>
           </w:pPr>
-          <w:hyperlink w:anchor="_Toc238570406" w:history="1">
+          <w:hyperlink w:anchor="_Toc239857275" w:history="1">
             <w:r>
               <w:rPr>
                 <w:rStyle w:val="Hipervnculo"/>
@@ -1766,7 +1762,7 @@
                 <w:noProof/>
                 <w:webHidden/>
               </w:rPr>
-              <w:instrText xml:space="preserve"> PAGEREF _Toc238570406 \h </w:instrText>
+              <w:instrText xml:space="preserve"> PAGEREF _Toc239857275 \h </w:instrText>
             </w:r>
             <w:r>
               <w:rPr>
@@ -1806,13 +1802,12 @@
             <w:rPr>
               <w:rFonts w:eastAsiaTheme="minorEastAsia"/>
               <w:noProof/>
-              <w:kern w:val="0"/>
-              <w:sz w:val="22"/>
+              <w:sz w:val="24"/>
+              <w:szCs w:val="24"/>
               <w:lang w:eastAsia="es-CO"/>
-              <w14:ligatures w14:val="none"/>
             </w:rPr>
           </w:pPr>
-          <w:hyperlink w:anchor="_Toc238570407" w:history="1">
+          <w:hyperlink w:anchor="_Toc239857276" w:history="1">
             <w:r>
               <w:rPr>
                 <w:rStyle w:val="Hipervnculo"/>
@@ -1839,7 +1834,7 @@
                 <w:noProof/>
                 <w:webHidden/>
               </w:rPr>
-              <w:instrText xml:space="preserve"> PAGEREF _Toc238570407 \h </w:instrText>
+              <w:instrText xml:space="preserve"> PAGEREF _Toc239857276 \h </w:instrText>
             </w:r>
             <w:r>
               <w:rPr>
@@ -1879,13 +1874,12 @@
             <w:rPr>
               <w:rFonts w:eastAsiaTheme="minorEastAsia"/>
               <w:noProof/>
-              <w:kern w:val="0"/>
-              <w:sz w:val="22"/>
+              <w:sz w:val="24"/>
+              <w:szCs w:val="24"/>
               <w:lang w:eastAsia="es-CO"/>
-              <w14:ligatures w14:val="none"/>
             </w:rPr>
           </w:pPr>
-          <w:hyperlink w:anchor="_Toc238570408" w:history="1">
+          <w:hyperlink w:anchor="_Toc239857277" w:history="1">
             <w:r>
               <w:rPr>
                 <w:rStyle w:val="Hipervnculo"/>
@@ -1912,7 +1906,7 @@
                 <w:noProof/>
                 <w:webHidden/>
               </w:rPr>
-              <w:instrText xml:space="preserve"> PAGEREF _Toc238570408 \h </w:instrText>
+              <w:instrText xml:space="preserve"> PAGEREF _Toc239857277 \h </w:instrText>
             </w:r>
             <w:r>
               <w:rPr>
@@ -1952,13 +1946,12 @@
             <w:rPr>
               <w:rFonts w:eastAsiaTheme="minorEastAsia"/>
               <w:noProof/>
-              <w:kern w:val="0"/>
-              <w:sz w:val="22"/>
+              <w:sz w:val="24"/>
+              <w:szCs w:val="24"/>
               <w:lang w:eastAsia="es-CO"/>
-              <w14:ligatures w14:val="none"/>
             </w:rPr>
           </w:pPr>
-          <w:hyperlink w:anchor="_Toc238570409" w:history="1">
+          <w:hyperlink w:anchor="_Toc239857278" w:history="1">
             <w:r>
               <w:rPr>
                 <w:rStyle w:val="Hipervnculo"/>
@@ -1985,7 +1978,7 @@
                 <w:noProof/>
                 <w:webHidden/>
               </w:rPr>
-              <w:instrText xml:space="preserve"> PAGEREF _Toc238570409 \h </w:instrText>
+              <w:instrText xml:space="preserve"> PAGEREF _Toc239857278 \h </w:instrText>
             </w:r>
             <w:r>
               <w:rPr>
@@ -2025,13 +2018,12 @@
             <w:rPr>
               <w:rFonts w:eastAsiaTheme="minorEastAsia"/>
               <w:noProof/>
-              <w:kern w:val="0"/>
-              <w:sz w:val="22"/>
+              <w:sz w:val="24"/>
+              <w:szCs w:val="24"/>
               <w:lang w:eastAsia="es-CO"/>
-              <w14:ligatures w14:val="none"/>
             </w:rPr>
           </w:pPr>
-          <w:hyperlink w:anchor="_Toc238570410" w:history="1">
+          <w:hyperlink w:anchor="_Toc239857279" w:history="1">
             <w:r>
               <w:rPr>
                 <w:rStyle w:val="Hipervnculo"/>
@@ -2058,7 +2050,7 @@
                 <w:noProof/>
                 <w:webHidden/>
               </w:rPr>
-              <w:instrText xml:space="preserve"> PAGEREF _Toc238570410 \h </w:instrText>
+              <w:instrText xml:space="preserve"> PAGEREF _Toc239857279 \h </w:instrText>
             </w:r>
             <w:r>
               <w:rPr>
@@ -2098,13 +2090,12 @@
             <w:rPr>
               <w:rFonts w:eastAsiaTheme="minorEastAsia"/>
               <w:noProof/>
-              <w:kern w:val="0"/>
-              <w:sz w:val="22"/>
+              <w:sz w:val="24"/>
+              <w:szCs w:val="24"/>
               <w:lang w:eastAsia="es-CO"/>
-              <w14:ligatures w14:val="none"/>
             </w:rPr>
           </w:pPr>
-          <w:hyperlink w:anchor="_Toc238570411" w:history="1">
+          <w:hyperlink w:anchor="_Toc239857280" w:history="1">
             <w:r>
               <w:rPr>
                 <w:rStyle w:val="Hipervnculo"/>
@@ -2131,7 +2122,7 @@
                 <w:noProof/>
                 <w:webHidden/>
               </w:rPr>
-              <w:instrText xml:space="preserve"> PAGEREF _Toc238570411 \h </w:instrText>
+              <w:instrText xml:space="preserve"> PAGEREF _Toc239857280 \h </w:instrText>
             </w:r>
             <w:r>
               <w:rPr>
@@ -2171,13 +2162,12 @@
             <w:rPr>
               <w:rFonts w:eastAsiaTheme="minorEastAsia"/>
               <w:noProof/>
-              <w:kern w:val="0"/>
-              <w:sz w:val="22"/>
+              <w:sz w:val="24"/>
+              <w:szCs w:val="24"/>
               <w:lang w:eastAsia="es-CO"/>
-              <w14:ligatures w14:val="none"/>
             </w:rPr>
           </w:pPr>
-          <w:hyperlink w:anchor="_Toc238570412" w:history="1">
+          <w:hyperlink w:anchor="_Toc239857281" w:history="1">
             <w:r>
               <w:rPr>
                 <w:rStyle w:val="Hipervnculo"/>
@@ -2204,7 +2194,7 @@
                 <w:noProof/>
                 <w:webHidden/>
               </w:rPr>
-              <w:instrText xml:space="preserve"> PAGEREF _Toc238570412 \h </w:instrText>
+              <w:instrText xml:space="preserve"> PAGEREF _Toc239857281 \h </w:instrText>
             </w:r>
             <w:r>
               <w:rPr>
@@ -2244,13 +2234,12 @@
             <w:rPr>
               <w:rFonts w:eastAsiaTheme="minorEastAsia"/>
               <w:noProof/>
-              <w:kern w:val="0"/>
-              <w:sz w:val="22"/>
+              <w:sz w:val="24"/>
+              <w:szCs w:val="24"/>
               <w:lang w:eastAsia="es-CO"/>
-              <w14:ligatures w14:val="none"/>
             </w:rPr>
           </w:pPr>
-          <w:hyperlink w:anchor="_Toc238570413" w:history="1">
+          <w:hyperlink w:anchor="_Toc239857282" w:history="1">
             <w:r>
               <w:rPr>
                 <w:rStyle w:val="Hipervnculo"/>
@@ -2277,7 +2266,7 @@
                 <w:noProof/>
                 <w:webHidden/>
               </w:rPr>
-              <w:instrText xml:space="preserve"> PAGEREF _Toc238570413 \h </w:instrText>
+              <w:instrText xml:space="preserve"> PAGEREF _Toc239857282 \h </w:instrText>
             </w:r>
             <w:r>
               <w:rPr>
@@ -2317,13 +2306,12 @@
             <w:rPr>
               <w:rFonts w:eastAsiaTheme="minorEastAsia"/>
               <w:noProof/>
-              <w:kern w:val="0"/>
-              <w:sz w:val="22"/>
+              <w:sz w:val="24"/>
+              <w:szCs w:val="24"/>
               <w:lang w:eastAsia="es-CO"/>
-              <w14:ligatures w14:val="none"/>
             </w:rPr>
           </w:pPr>
-          <w:hyperlink w:anchor="_Toc238570414" w:history="1">
+          <w:hyperlink w:anchor="_Toc239857283" w:history="1">
             <w:r>
               <w:rPr>
                 <w:rStyle w:val="Hipervnculo"/>
@@ -2350,7 +2338,7 @@
                 <w:noProof/>
                 <w:webHidden/>
               </w:rPr>
-              <w:instrText xml:space="preserve"> PAGEREF _Toc238570414 \h </w:instrText>
+              <w:instrText xml:space="preserve"> PAGEREF _Toc239857283 \h </w:instrText>
             </w:r>
             <w:r>
               <w:rPr>
@@ -2390,13 +2378,12 @@
             <w:rPr>
               <w:rFonts w:eastAsiaTheme="minorEastAsia"/>
               <w:noProof/>
-              <w:kern w:val="0"/>
-              <w:sz w:val="22"/>
+              <w:sz w:val="24"/>
+              <w:szCs w:val="24"/>
               <w:lang w:eastAsia="es-CO"/>
-              <w14:ligatures w14:val="none"/>
             </w:rPr>
           </w:pPr>
-          <w:hyperlink w:anchor="_Toc238570415" w:history="1">
+          <w:hyperlink w:anchor="_Toc239857284" w:history="1">
             <w:r>
               <w:rPr>
                 <w:rStyle w:val="Hipervnculo"/>
@@ -2423,7 +2410,7 @@
                 <w:noProof/>
                 <w:webHidden/>
               </w:rPr>
-              <w:instrText xml:space="preserve"> PAGEREF _Toc238570415 \h </w:instrText>
+              <w:instrText xml:space="preserve"> PAGEREF _Toc239857284 \h </w:instrText>
             </w:r>
             <w:r>
               <w:rPr>
@@ -2463,13 +2450,12 @@
             <w:rPr>
               <w:rFonts w:eastAsiaTheme="minorEastAsia"/>
               <w:noProof/>
-              <w:kern w:val="0"/>
-              <w:sz w:val="22"/>
+              <w:sz w:val="24"/>
+              <w:szCs w:val="24"/>
               <w:lang w:eastAsia="es-CO"/>
-              <w14:ligatures w14:val="none"/>
             </w:rPr>
           </w:pPr>
-          <w:hyperlink w:anchor="_Toc238570416" w:history="1">
+          <w:hyperlink w:anchor="_Toc239857285" w:history="1">
             <w:r>
               <w:rPr>
                 <w:rStyle w:val="Hipervnculo"/>
@@ -2496,7 +2482,7 @@
                 <w:noProof/>
                 <w:webHidden/>
               </w:rPr>
-              <w:instrText xml:space="preserve"> PAGEREF _Toc238570416 \h </w:instrText>
+              <w:instrText xml:space="preserve"> PAGEREF _Toc239857285 \h </w:instrText>
             </w:r>
             <w:r>
               <w:rPr>
@@ -2536,13 +2522,12 @@
             <w:rPr>
               <w:rFonts w:eastAsiaTheme="minorEastAsia"/>
               <w:noProof/>
-              <w:kern w:val="0"/>
-              <w:sz w:val="22"/>
+              <w:sz w:val="24"/>
+              <w:szCs w:val="24"/>
               <w:lang w:eastAsia="es-CO"/>
-              <w14:ligatures w14:val="none"/>
             </w:rPr>
           </w:pPr>
-          <w:hyperlink w:anchor="_Toc238570417" w:history="1">
+          <w:hyperlink w:anchor="_Toc239857286" w:history="1">
             <w:r>
               <w:rPr>
                 <w:rStyle w:val="Hipervnculo"/>
@@ -2569,7 +2554,7 @@
                 <w:noProof/>
                 <w:webHidden/>
               </w:rPr>
-              <w:instrText xml:space="preserve"> PAGEREF _Toc238570417 \h </w:instrText>
+              <w:instrText xml:space="preserve"> PAGEREF _Toc239857286 \h </w:instrText>
             </w:r>
             <w:r>
               <w:rPr>
@@ -2609,13 +2594,12 @@
             <w:rPr>
               <w:rFonts w:eastAsiaTheme="minorEastAsia"/>
               <w:noProof/>
-              <w:kern w:val="0"/>
-              <w:sz w:val="22"/>
+              <w:sz w:val="24"/>
+              <w:szCs w:val="24"/>
               <w:lang w:eastAsia="es-CO"/>
-              <w14:ligatures w14:val="none"/>
             </w:rPr>
           </w:pPr>
-          <w:hyperlink w:anchor="_Toc238570418" w:history="1">
+          <w:hyperlink w:anchor="_Toc239857287" w:history="1">
             <w:r>
               <w:rPr>
                 <w:rStyle w:val="Hipervnculo"/>
@@ -2642,7 +2626,7 @@
                 <w:noProof/>
                 <w:webHidden/>
               </w:rPr>
-              <w:instrText xml:space="preserve"> PAGEREF _Toc238570418 \h </w:instrText>
+              <w:instrText xml:space="preserve"> PAGEREF _Toc239857287 \h </w:instrText>
             </w:r>
             <w:r>
               <w:rPr>
@@ -2682,13 +2666,12 @@
             <w:rPr>
               <w:rFonts w:eastAsiaTheme="minorEastAsia"/>
               <w:noProof/>
-              <w:kern w:val="0"/>
-              <w:sz w:val="22"/>
+              <w:sz w:val="24"/>
+              <w:szCs w:val="24"/>
               <w:lang w:eastAsia="es-CO"/>
-              <w14:ligatures w14:val="none"/>
             </w:rPr>
           </w:pPr>
-          <w:hyperlink w:anchor="_Toc238570419" w:history="1">
+          <w:hyperlink w:anchor="_Toc239857288" w:history="1">
             <w:r>
               <w:rPr>
                 <w:rStyle w:val="Hipervnculo"/>
@@ -2715,7 +2698,7 @@
                 <w:noProof/>
                 <w:webHidden/>
               </w:rPr>
-              <w:instrText xml:space="preserve"> PAGEREF _Toc238570419 \h </w:instrText>
+              <w:instrText xml:space="preserve"> PAGEREF _Toc239857288 \h </w:instrText>
             </w:r>
             <w:r>
               <w:rPr>
@@ -2755,13 +2738,12 @@
             <w:rPr>
               <w:rFonts w:eastAsiaTheme="minorEastAsia"/>
               <w:noProof/>
-              <w:kern w:val="0"/>
-              <w:sz w:val="22"/>
+              <w:sz w:val="24"/>
+              <w:szCs w:val="24"/>
               <w:lang w:eastAsia="es-CO"/>
-              <w14:ligatures w14:val="none"/>
             </w:rPr>
           </w:pPr>
-          <w:hyperlink w:anchor="_Toc238570420" w:history="1">
+          <w:hyperlink w:anchor="_Toc239857289" w:history="1">
             <w:r>
               <w:rPr>
                 <w:rStyle w:val="Hipervnculo"/>
@@ -2788,7 +2770,7 @@
                 <w:noProof/>
                 <w:webHidden/>
               </w:rPr>
-              <w:instrText xml:space="preserve"> PAGEREF _Toc238570420 \h </w:instrText>
+              <w:instrText xml:space="preserve"> PAGEREF _Toc239857289 \h </w:instrText>
             </w:r>
             <w:r>
               <w:rPr>
@@ -2836,7 +2818,7 @@
       <w:pPr>
         <w:pStyle w:val="Titulosgenerales"/>
       </w:pPr>
-      <w:bookmarkStart w:id="0" w:name="_Toc238570390"/>
+      <w:bookmarkStart w:id="0" w:name="_Toc239857259"/>
       <w:r>
         <w:lastRenderedPageBreak/>
         <w:t>Introducción</w:t>
@@ -2875,7 +2857,7 @@
       <w:pPr>
         <w:pStyle w:val="Ttulo1"/>
       </w:pPr>
-      <w:bookmarkStart w:id="1" w:name="_Toc238570391"/>
+      <w:bookmarkStart w:id="1" w:name="_Toc239857260"/>
       <w:r>
         <w:lastRenderedPageBreak/>
         <w:t>Materias primas para la panificación</w:t>
@@ -2899,7 +2881,7 @@
       <w:pPr>
         <w:pStyle w:val="Ttulo2"/>
       </w:pPr>
-      <w:bookmarkStart w:id="2" w:name="_Toc238570392"/>
+      <w:bookmarkStart w:id="2" w:name="_Toc239857261"/>
       <w:r>
         <w:t>Concepto, tipos y características</w:t>
       </w:r>
@@ -2958,7 +2940,7 @@
         <w:rPr>
           <w:lang w:val="es-419" w:eastAsia="es-CO"/>
         </w:rPr>
-        <w:t xml:space="preserve">: es el polvo obtenido de la molienda de granos de cereales, principalmente trigo. La harina de trigo es la más utilizada porque contiene dos proteínas, gliadina y glutenina, que al hidratarse forman el gluten, una red elástica que atrapa los gases de la fermentación (Viteri &amp; Cordero, 2024). Las harinas se clasifican según su fuerza (contenido proteico) y su extracción (grado de refinamiento). Para masa madre se recomienda harina integral o semi integral en las primeras etapas, ya que contienen más microorganismos y nutrientes. Para el pan final se pueden usar </w:t>
+        <w:t xml:space="preserve">: es el polvo obtenido de la molienda de granos de cereales, principalmente trigo. La harina de trigo es la más utilizada porque contiene dos proteínas, gliadina y glutenina, que al hidratarse forman el gluten, una red elástica que atrapa los gases de la fermentación (Viteri &amp; Cordero, 2024). Las harinas se clasifican según su fuerza (contenido proteico) y su extracción (grado de refinamiento). Para masa madre se recomienda harina integral o semiintegral en las primeras etapas, ya que contienen más microorganismos y nutrientes. Para el pan final se pueden usar </w:t>
       </w:r>
       <w:r>
         <w:rPr>
@@ -3583,7 +3565,7 @@
       <w:pPr>
         <w:pStyle w:val="Ttulo2"/>
       </w:pPr>
-      <w:bookmarkStart w:id="3" w:name="_Toc238570393"/>
+      <w:bookmarkStart w:id="3" w:name="_Toc239857262"/>
       <w:r>
         <w:t>P</w:t>
       </w:r>
@@ -3718,7 +3700,7 @@
         <w:rPr>
           <w:lang w:val="es-419" w:eastAsia="es-CO"/>
         </w:rPr>
-        <w:t>Todas las fichas técnicas, deben contener una serie de elementos básicos. A continuación, se hace una descripción de</w:t>
+        <w:t>Todas las fichas técnicas deben contener una serie de elementos básicos. A continuación, se hace una descripción de</w:t>
       </w:r>
       <w:r>
         <w:rPr>
@@ -4336,19 +4318,12 @@
             <w:r>
               <w:t xml:space="preserve">Recuento de </w:t>
             </w:r>
-            <w:proofErr w:type="spellStart"/>
-            <w:r>
-              <w:t>Escherichia</w:t>
-            </w:r>
-            <w:proofErr w:type="spellEnd"/>
-            <w:r>
-              <w:t xml:space="preserve"> </w:t>
-            </w:r>
-            <w:proofErr w:type="spellStart"/>
-            <w:r>
-              <w:t>coli</w:t>
-            </w:r>
-            <w:proofErr w:type="spellEnd"/>
+            <w:r>
+              <w:rPr>
+                <w:rStyle w:val="Extranjerismo"/>
+              </w:rPr>
+              <w:t>Escherichia coli</w:t>
+            </w:r>
           </w:p>
         </w:tc>
         <w:tc>
@@ -4378,7 +4353,16 @@
               <w:pStyle w:val="TextoTablas"/>
             </w:pPr>
             <w:r>
-              <w:t>Detección de Salmonella en 25 g</w:t>
+              <w:t xml:space="preserve">Detección de </w:t>
+            </w:r>
+            <w:r>
+              <w:rPr>
+                <w:rStyle w:val="Extranjerismo"/>
+              </w:rPr>
+              <w:t>Salmonella</w:t>
+            </w:r>
+            <w:r>
+              <w:t xml:space="preserve"> en 25 g</w:t>
             </w:r>
           </w:p>
         </w:tc>
@@ -4408,19 +4392,12 @@
             <w:r>
               <w:t xml:space="preserve">Recuento de </w:t>
             </w:r>
-            <w:proofErr w:type="spellStart"/>
-            <w:r>
-              <w:t>Bacillus</w:t>
-            </w:r>
-            <w:proofErr w:type="spellEnd"/>
-            <w:r>
-              <w:t xml:space="preserve"> </w:t>
-            </w:r>
-            <w:proofErr w:type="spellStart"/>
-            <w:r>
-              <w:t>cereus</w:t>
-            </w:r>
-            <w:proofErr w:type="spellEnd"/>
+            <w:r>
+              <w:rPr>
+                <w:rStyle w:val="Extranjerismo"/>
+              </w:rPr>
+              <w:t>Bacillus cereus</w:t>
+            </w:r>
           </w:p>
         </w:tc>
         <w:tc>
@@ -4550,7 +4527,7 @@
       <w:pPr>
         <w:pStyle w:val="Ttulo2"/>
       </w:pPr>
-      <w:bookmarkStart w:id="4" w:name="_Toc238570394"/>
+      <w:bookmarkStart w:id="4" w:name="_Toc239857263"/>
       <w:r>
         <w:t>Almacenamiento y conservación</w:t>
       </w:r>
@@ -4573,7 +4550,19 @@
           <w:lang w:val="es-419" w:eastAsia="es-CO"/>
         </w:rPr>
         <w:lastRenderedPageBreak/>
-        <w:t>recipientes limpios y tapados, preferiblemente de acero inoxidable o plástico grado alimenticio. La sal se conserva en envases cerrados en lugar seco para evitar que absorba humedad. Es fundamental aplicar el principio PEPS (Primero en Entrar, Primero en Salir) para rotar inventarios y evitar el vencimiento. Se recomienda inspeccionar periódicamente la presencia de plagas o signos de humedad.</w:t>
+        <w:t xml:space="preserve">recipientes limpios y tapados, preferiblemente de acero inoxidable o plástico </w:t>
+      </w:r>
+      <w:r>
+        <w:rPr>
+          <w:lang w:val="es-419" w:eastAsia="es-CO"/>
+        </w:rPr>
+        <w:t xml:space="preserve">de </w:t>
+      </w:r>
+      <w:r>
+        <w:rPr>
+          <w:lang w:val="es-419" w:eastAsia="es-CO"/>
+        </w:rPr>
+        <w:t>grado alimenticio. La sal se conserva en envases cerrados en lugar seco para evitar que absorba humedad. Es fundamental aplicar el principio PEPS (Primero en Entrar, Primero en Salir) para rotar inventarios y evitar el vencimiento. Se recomienda inspeccionar periódicamente la presencia de plagas o signos de humedad.</w:t>
       </w:r>
     </w:p>
     <w:p>
@@ -4975,7 +4964,7 @@
       <w:pPr>
         <w:pStyle w:val="Ttulo1"/>
       </w:pPr>
-      <w:bookmarkStart w:id="5" w:name="_Toc238570395"/>
+      <w:bookmarkStart w:id="5" w:name="_Toc239857264"/>
       <w:r>
         <w:lastRenderedPageBreak/>
         <w:t>F</w:t>
@@ -5020,7 +5009,7 @@
       <w:pPr>
         <w:pStyle w:val="Ttulo2"/>
       </w:pPr>
-      <w:bookmarkStart w:id="6" w:name="_Toc238570396"/>
+      <w:bookmarkStart w:id="6" w:name="_Toc239857265"/>
       <w:r>
         <w:t>Aritmética aplicada: operaciones básicas</w:t>
       </w:r>
@@ -5446,7 +5435,7 @@
       <w:pPr>
         <w:pStyle w:val="Ttulo2"/>
       </w:pPr>
-      <w:bookmarkStart w:id="7" w:name="_Toc238570397"/>
+      <w:bookmarkStart w:id="7" w:name="_Toc239857266"/>
       <w:r>
         <w:t>Unidades de medida</w:t>
       </w:r>
@@ -5795,7 +5784,7 @@
       <w:pPr>
         <w:pStyle w:val="Ttulo2"/>
       </w:pPr>
-      <w:bookmarkStart w:id="8" w:name="_Toc238570398"/>
+      <w:bookmarkStart w:id="8" w:name="_Toc239857267"/>
       <w:r>
         <w:t>Porcentaje panadero (</w:t>
       </w:r>
@@ -6471,7 +6460,7 @@
       <w:pPr>
         <w:pStyle w:val="Ttulo1"/>
       </w:pPr>
-      <w:bookmarkStart w:id="9" w:name="_Toc238570399"/>
+      <w:bookmarkStart w:id="9" w:name="_Toc239857268"/>
       <w:r>
         <w:lastRenderedPageBreak/>
         <w:t>Fermentación: reacciones y control</w:t>
@@ -6513,7 +6502,7 @@
       <w:pPr>
         <w:pStyle w:val="Ttulo2"/>
       </w:pPr>
-      <w:bookmarkStart w:id="10" w:name="_Toc238570400"/>
+      <w:bookmarkStart w:id="10" w:name="_Toc239857269"/>
       <w:r>
         <w:t>Concepto de fermentación y microorganismos involucrados</w:t>
       </w:r>
@@ -6760,11 +6749,6 @@
     </w:p>
     <w:p>
       <w:pPr>
-        <w:pStyle w:val="Prrafodelista"/>
-        <w:numPr>
-          <w:ilvl w:val="0"/>
-          <w:numId w:val="65"/>
-        </w:numPr>
         <w:rPr>
           <w:lang w:val="es-419" w:eastAsia="es-CO"/>
         </w:rPr>
@@ -6820,7 +6804,7 @@
       <w:pPr>
         <w:pStyle w:val="Ttulo2"/>
       </w:pPr>
-      <w:bookmarkStart w:id="11" w:name="_Toc238570401"/>
+      <w:bookmarkStart w:id="11" w:name="_Toc239857270"/>
       <w:r>
         <w:t>Reacciones físico-químicas y microbiológicas</w:t>
       </w:r>
@@ -7523,7 +7507,19 @@
         <w:rPr>
           <w:lang w:val="es-419" w:eastAsia="es-CO"/>
         </w:rPr>
-        <w:t>El panadero puede regular las características del pan mediante el control de estas variables. Por ejemplo, una masa madre más hidratada, mantenida en un ambiente templado y utilizada después de un tiempo moderado de fermentación puede producir un pan de acidez suave. En cambio, una masa madre más firme y sometida a una fermentación prolongada puede generar aromas más intensos y una acidez más pronunciada.</w:t>
+        <w:t>El panadero puede regular las características del pan mediante el control de estas variables. Por ejemplo, una masa madre más hidratada, mantenida en un ambiente templado y utilizada después de un tiempo moderado de fermentación</w:t>
+      </w:r>
+      <w:r>
+        <w:rPr>
+          <w:lang w:val="es-419" w:eastAsia="es-CO"/>
+        </w:rPr>
+        <w:t xml:space="preserve">, </w:t>
+      </w:r>
+      <w:r>
+        <w:rPr>
+          <w:lang w:val="es-419" w:eastAsia="es-CO"/>
+        </w:rPr>
+        <w:t>puede producir un pan de acidez suave. En cambio, una masa madre más firme y sometida a una fermentación prolongada puede generar aromas más intensos y una acidez más pronunciada.</w:t>
       </w:r>
     </w:p>
     <w:p>
@@ -7543,7 +7539,7 @@
       <w:pPr>
         <w:pStyle w:val="Ttulo2"/>
       </w:pPr>
-      <w:bookmarkStart w:id="12" w:name="_Toc238570402"/>
+      <w:bookmarkStart w:id="12" w:name="_Toc239857271"/>
       <w:r>
         <w:lastRenderedPageBreak/>
         <w:t>Cambios sensoriales durante la fermentación</w:t>
@@ -8065,7 +8061,7 @@
       <w:pPr>
         <w:pStyle w:val="Ttulo2"/>
       </w:pPr>
-      <w:bookmarkStart w:id="13" w:name="_Toc238570403"/>
+      <w:bookmarkStart w:id="13" w:name="_Toc239857272"/>
       <w:r>
         <w:t>Factores que afectan la fermentación</w:t>
       </w:r>
@@ -8482,9 +8478,15 @@
           <w:p>
             <w:pPr>
               <w:pStyle w:val="TextoTablas"/>
-            </w:pPr>
-            <w:r>
-              <w:t>Pan común</w:t>
+              <w:rPr>
+                <w:rStyle w:val="Extranjerismo"/>
+              </w:rPr>
+            </w:pPr>
+            <w:r>
+              <w:rPr>
+                <w:rStyle w:val="Extranjerismo"/>
+              </w:rPr>
+              <w:t>Baguette</w:t>
             </w:r>
           </w:p>
         </w:tc>
@@ -8497,7 +8499,7 @@
               <w:pStyle w:val="TextoTablas"/>
             </w:pPr>
             <w:r>
-              <w:t>Miga cerrada, elástica</w:t>
+              <w:t>Miga alveolar, corteza crujiente</w:t>
             </w:r>
           </w:p>
         </w:tc>
@@ -8512,7 +8514,7 @@
               <w:pStyle w:val="TextoTablas"/>
             </w:pPr>
             <w:r>
-              <w:t>65 - 70</w:t>
+              <w:t>70 - 75</w:t>
             </w:r>
           </w:p>
         </w:tc>
@@ -8523,15 +8525,9 @@
           <w:p>
             <w:pPr>
               <w:pStyle w:val="TextoTablas"/>
-              <w:rPr>
-                <w:rStyle w:val="Extranjerismo"/>
-              </w:rPr>
-            </w:pPr>
-            <w:r>
-              <w:rPr>
-                <w:rStyle w:val="Extranjerismo"/>
-              </w:rPr>
-              <w:t>Baguette</w:t>
+            </w:pPr>
+            <w:r>
+              <w:t>Pan rústico</w:t>
             </w:r>
           </w:p>
         </w:tc>
@@ -8544,7 +8540,7 @@
               <w:pStyle w:val="TextoTablas"/>
             </w:pPr>
             <w:r>
-              <w:t>Miga alveolar, corteza crujiente</w:t>
+              <w:t>Miga abierta, irregular</w:t>
             </w:r>
           </w:p>
         </w:tc>
@@ -8562,47 +8558,6 @@
               <w:pStyle w:val="TextoTablas"/>
             </w:pPr>
             <w:r>
-              <w:t>70 - 75</w:t>
-            </w:r>
-          </w:p>
-        </w:tc>
-        <w:tc>
-          <w:tcPr>
-            <w:tcW w:w="3260" w:type="dxa"/>
-          </w:tcPr>
-          <w:p>
-            <w:pPr>
-              <w:pStyle w:val="TextoTablas"/>
-            </w:pPr>
-            <w:r>
-              <w:t>Pan rústico</w:t>
-            </w:r>
-          </w:p>
-        </w:tc>
-        <w:tc>
-          <w:tcPr>
-            <w:tcW w:w="4155" w:type="dxa"/>
-          </w:tcPr>
-          <w:p>
-            <w:pPr>
-              <w:pStyle w:val="TextoTablas"/>
-            </w:pPr>
-            <w:r>
-              <w:t>Miga abierta, irregular</w:t>
-            </w:r>
-          </w:p>
-        </w:tc>
-      </w:tr>
-      <w:tr>
-        <w:tc>
-          <w:tcPr>
-            <w:tcW w:w="2547" w:type="dxa"/>
-          </w:tcPr>
-          <w:p>
-            <w:pPr>
-              <w:pStyle w:val="TextoTablas"/>
-            </w:pPr>
-            <w:r>
               <w:t>75 - 85</w:t>
             </w:r>
           </w:p>
@@ -8704,7 +8659,7 @@
       <w:pPr>
         <w:pStyle w:val="Ttulo1"/>
       </w:pPr>
-      <w:bookmarkStart w:id="14" w:name="_Toc238570404"/>
+      <w:bookmarkStart w:id="14" w:name="_Toc239857273"/>
       <w:r>
         <w:lastRenderedPageBreak/>
         <w:t>Masa madre</w:t>
@@ -8758,7 +8713,7 @@
       <w:pPr>
         <w:pStyle w:val="Ttulo2"/>
       </w:pPr>
-      <w:bookmarkStart w:id="15" w:name="_Toc238570405"/>
+      <w:bookmarkStart w:id="15" w:name="_Toc239857274"/>
       <w:r>
         <w:t>Origen, concepto y tipos</w:t>
       </w:r>
@@ -8774,7 +8729,19 @@
         <w:rPr>
           <w:lang w:val="es-419" w:eastAsia="es-CO"/>
         </w:rPr>
-        <w:t xml:space="preserve">La masa madre es el método de fermentación natural más antiguo utilizado para elaborar pan. Su origen se remonta al Antiguo Egipto, hace más de 5.000 años, cuando se descubrió que una mezcla de harina y agua, al permanecer en reposo, fermentaba de forma espontánea y permitía obtener panes de mayor volumen, aroma y sabor (Castiblanco, 2020). Actualmente también se conoce como </w:t>
+        <w:t>La masa madre es el método de fermentación natural más antiguo utilizado para elaborar pan. Su origen se remonta al Antiguo Egipto, hace más de 5.000 años, cuando se descubrió que una mezcla de harina y agua, al permanecer en reposo, fermentaba de forma espontánea y permitía obtener panes de mayor volumen, aroma y sabor (Castiblanco, 2020). Actualmente</w:t>
+      </w:r>
+      <w:r>
+        <w:rPr>
+          <w:lang w:val="es-419" w:eastAsia="es-CO"/>
+        </w:rPr>
+        <w:t>,</w:t>
+      </w:r>
+      <w:r>
+        <w:rPr>
+          <w:lang w:val="es-419" w:eastAsia="es-CO"/>
+        </w:rPr>
+        <w:t xml:space="preserve"> también se conoce como </w:t>
       </w:r>
       <w:proofErr w:type="spellStart"/>
       <w:r>
@@ -9300,7 +9267,7 @@
       <w:pPr>
         <w:pStyle w:val="Ttulo2"/>
       </w:pPr>
-      <w:bookmarkStart w:id="16" w:name="_Toc238570406"/>
+      <w:bookmarkStart w:id="16" w:name="_Toc239857275"/>
       <w:r>
         <w:t>Proceso de elaboración</w:t>
       </w:r>
@@ -9553,7 +9520,7 @@
       <w:pPr>
         <w:pStyle w:val="Ttulo2"/>
       </w:pPr>
-      <w:bookmarkStart w:id="17" w:name="_Toc238570407"/>
+      <w:bookmarkStart w:id="17" w:name="_Toc239857276"/>
       <w:r>
         <w:t>Alimentación y mantenimiento</w:t>
       </w:r>
@@ -10114,7 +10081,7 @@
       <w:pPr>
         <w:pStyle w:val="Ttulo2"/>
       </w:pPr>
-      <w:bookmarkStart w:id="18" w:name="_Toc238570408"/>
+      <w:bookmarkStart w:id="18" w:name="_Toc239857277"/>
       <w:r>
         <w:t>Conservación de la masa madre</w:t>
       </w:r>
@@ -10445,7 +10412,7 @@
       <w:pPr>
         <w:pStyle w:val="Ttulo2"/>
       </w:pPr>
-      <w:bookmarkStart w:id="19" w:name="_Toc238570409"/>
+      <w:bookmarkStart w:id="19" w:name="_Toc239857278"/>
       <w:r>
         <w:t>Uso de la masa madre en panificación</w:t>
       </w:r>
@@ -10675,7 +10642,7 @@
       <w:pPr>
         <w:pStyle w:val="Ttulo2"/>
       </w:pPr>
-      <w:bookmarkStart w:id="20" w:name="_Toc238570410"/>
+      <w:bookmarkStart w:id="20" w:name="_Toc239857279"/>
       <w:r>
         <w:t>Solución de problemas comunes en la masa madre</w:t>
       </w:r>
@@ -11505,7 +11472,7 @@
       <w:pPr>
         <w:pStyle w:val="Ttulo1"/>
       </w:pPr>
-      <w:bookmarkStart w:id="22" w:name="_Toc238570411"/>
+      <w:bookmarkStart w:id="22" w:name="_Toc239857280"/>
       <w:r>
         <w:lastRenderedPageBreak/>
         <w:t>Producción de pan de masa madre</w:t>
@@ -11547,7 +11514,7 @@
       <w:pPr>
         <w:pStyle w:val="Ttulo2"/>
       </w:pPr>
-      <w:bookmarkStart w:id="23" w:name="_Toc238570412"/>
+      <w:bookmarkStart w:id="23" w:name="_Toc239857281"/>
       <w:r>
         <w:t>Prefermentos</w:t>
       </w:r>
@@ -12011,7 +11978,7 @@
       <w:pPr>
         <w:pStyle w:val="Ttulo2"/>
       </w:pPr>
-      <w:bookmarkStart w:id="24" w:name="_Toc238570413"/>
+      <w:bookmarkStart w:id="24" w:name="_Toc239857282"/>
       <w:r>
         <w:t>Formulación y balanceo</w:t>
       </w:r>
@@ -12577,7 +12544,19 @@
         <w:rPr>
           <w:lang w:val="es-419" w:eastAsia="es-CO"/>
         </w:rPr>
-        <w:t>Hidratación real = 412.5 / 562.5 = 73.3%</w:t>
+        <w:t>Hidratación real = 412.5 / 562.5 = 73.3</w:t>
+      </w:r>
+      <w:r>
+        <w:rPr>
+          <w:lang w:val="es-419" w:eastAsia="es-CO"/>
+        </w:rPr>
+        <w:t xml:space="preserve"> </w:t>
+      </w:r>
+      <w:r>
+        <w:rPr>
+          <w:lang w:val="es-419" w:eastAsia="es-CO"/>
+        </w:rPr>
+        <w:t>%</w:t>
       </w:r>
       <w:r>
         <w:rPr>
@@ -12856,7 +12835,7 @@
       <w:pPr>
         <w:pStyle w:val="Ttulo2"/>
       </w:pPr>
-      <w:bookmarkStart w:id="25" w:name="_Toc238570414"/>
+      <w:bookmarkStart w:id="25" w:name="_Toc239857283"/>
       <w:r>
         <w:t>Mezcla y amasado</w:t>
       </w:r>
@@ -13567,7 +13546,7 @@
       <w:pPr>
         <w:pStyle w:val="Ttulo2"/>
       </w:pPr>
-      <w:bookmarkStart w:id="26" w:name="_Toc238570415"/>
+      <w:bookmarkStart w:id="26" w:name="_Toc239857284"/>
       <w:r>
         <w:t>Fermentación, porcionado, moldeado y decoración</w:t>
       </w:r>
@@ -13993,7 +13972,7 @@
       <w:pPr>
         <w:pStyle w:val="Ttulo2"/>
       </w:pPr>
-      <w:bookmarkStart w:id="27" w:name="_Toc238570416"/>
+      <w:bookmarkStart w:id="27" w:name="_Toc239857285"/>
       <w:r>
         <w:t>Horneado, conservación y aplicación práctica</w:t>
       </w:r>
@@ -14057,7 +14036,19 @@
         <w:rPr>
           <w:lang w:val="es-419" w:eastAsia="es-CO"/>
         </w:rPr>
-        <w:t>Para lograr resultados consistentes es necesario controlar tres variables principales:</w:t>
+        <w:t>Para lograr resultados consistentes</w:t>
+      </w:r>
+      <w:r>
+        <w:rPr>
+          <w:lang w:val="es-419" w:eastAsia="es-CO"/>
+        </w:rPr>
+        <w:t>,</w:t>
+      </w:r>
+      <w:r>
+        <w:rPr>
+          <w:lang w:val="es-419" w:eastAsia="es-CO"/>
+        </w:rPr>
+        <w:t xml:space="preserve"> es necesario controlar tres variables principales:</w:t>
       </w:r>
     </w:p>
     <w:p>
@@ -14837,14 +14828,38 @@
         <w:rPr>
           <w:lang w:val="es-419" w:eastAsia="es-CO"/>
         </w:rPr>
-        <w:t xml:space="preserve">Para conservar su calidad se recomienda almacenar el pan temperatura ambiente en paneras o bolsas de papel durante uno a tres días, congelarlo </w:t>
+        <w:t>Para conservar su calidad</w:t>
+      </w:r>
+      <w:r>
+        <w:rPr>
+          <w:lang w:val="es-419" w:eastAsia="es-CO"/>
+        </w:rPr>
+        <w:t>,</w:t>
+      </w:r>
+      <w:r>
+        <w:rPr>
+          <w:lang w:val="es-419" w:eastAsia="es-CO"/>
+        </w:rPr>
+        <w:t xml:space="preserve"> se recomienda almacenar el pan </w:t>
+      </w:r>
+      <w:r>
+        <w:rPr>
+          <w:lang w:val="es-419" w:eastAsia="es-CO"/>
+        </w:rPr>
+        <w:t xml:space="preserve">a </w:t>
+      </w:r>
+      <w:r>
+        <w:rPr>
+          <w:lang w:val="es-419" w:eastAsia="es-CO"/>
+        </w:rPr>
+        <w:t xml:space="preserve">temperatura ambiente en paneras o bolsas de papel durante uno a tres días, congelarlo </w:t>
       </w:r>
       <w:r>
         <w:rPr>
           <w:lang w:val="es-419" w:eastAsia="es-CO"/>
         </w:rPr>
         <w:lastRenderedPageBreak/>
-        <w:t>correctamente si se requiere una conservación prolongada, y evitar su refrigeración, ya que acelera el endurecimiento de la amiga por la retrogradación del almidón</w:t>
+        <w:t>correctamente si se requiere una conservación prolongada y evitar su refrigeración, ya que acelera el endurecimiento de la amiga por la retrogradación del almidón</w:t>
       </w:r>
       <w:r>
         <w:rPr>
@@ -15437,7 +15452,7 @@
           <w:u w:val="single"/>
         </w:rPr>
       </w:pPr>
-      <w:bookmarkStart w:id="28" w:name="_Toc238570417"/>
+      <w:bookmarkStart w:id="28" w:name="_Toc239857286"/>
       <w:r>
         <w:lastRenderedPageBreak/>
         <w:t>Síntesis</w:t>
@@ -15449,7 +15464,7 @@
     </w:p>
     <w:p>
       <w:r>
-        <w:t xml:space="preserve">El componente formativo Obtención de masa madre y producción artesanal de pan, integra conocimientos técnicos y habilidades prácticas que permiten desarrollar procesos de panificación con criterios de calidad e inocuidad. A lo largo del mismo, se abordaron los fundamentos relacionados con la selección y manejo de las materias primas, la formulación de recetas mediante el porcentaje panadero, la comprensión de la fermentación y el manejo adecuado de la masa madre como cultivo natural. </w:t>
+        <w:t xml:space="preserve">El componente formativo Obtención de masa madre y producción artesanal de pan integra conocimientos técnicos y habilidades prácticas que permiten desarrollar procesos de panificación con criterios de calidad e inocuidad. A lo largo del mismo, se abordaron los fundamentos relacionados con la selección y manejo de las materias primas, la formulación de recetas mediante el porcentaje panadero, la comprensión de la fermentación y el manejo adecuado de la masa madre como cultivo natural. </w:t>
       </w:r>
     </w:p>
     <w:p>
@@ -15523,7 +15538,7 @@
       <w:pPr>
         <w:pStyle w:val="Titulosgenerales"/>
       </w:pPr>
-      <w:bookmarkStart w:id="29" w:name="_Toc238570418"/>
+      <w:bookmarkStart w:id="29" w:name="_Toc239857287"/>
       <w:r>
         <w:lastRenderedPageBreak/>
         <w:t>Glosario</w:t>
@@ -16008,7 +16023,7 @@
       <w:pPr>
         <w:pStyle w:val="Titulosgenerales"/>
       </w:pPr>
-      <w:bookmarkStart w:id="30" w:name="_Toc238570419"/>
+      <w:bookmarkStart w:id="30" w:name="_Toc239857288"/>
       <w:r>
         <w:lastRenderedPageBreak/>
         <w:t>Referencias bibliográficas</w:t>
@@ -16087,7 +16102,7 @@
       <w:pPr>
         <w:pStyle w:val="Titulosgenerales"/>
       </w:pPr>
-      <w:bookmarkStart w:id="31" w:name="_Toc238570420"/>
+      <w:bookmarkStart w:id="31" w:name="_Toc239857289"/>
       <w:r>
         <w:lastRenderedPageBreak/>
         <w:t>Créditos</w:t>
@@ -26834,26 +26849,6 @@
 </file>
 
 <file path=customXml/item1.xml><?xml version="1.0" encoding="utf-8"?>
-<?mso-contentType ?>
-<FormTemplates xmlns="http://schemas.microsoft.com/sharepoint/v3/contenttype/forms">
-  <Display>DocumentLibraryForm</Display>
-  <Edit>DocumentLibraryForm</Edit>
-  <New>DocumentLibraryForm</New>
-</FormTemplates>
-</file>
-
-<file path=customXml/item2.xml><?xml version="1.0" encoding="utf-8"?>
-<p:properties xmlns:p="http://schemas.microsoft.com/office/2006/metadata/properties" xmlns:xsi="http://www.w3.org/2001/XMLSchema-instance" xmlns:pc="http://schemas.microsoft.com/office/infopath/2007/PartnerControls">
-  <documentManagement>
-    <TaxCatchAll xmlns="67a0edcd-0de5-43ed-8c27-e32f38a00c91" xsi:nil="true"/>
-    <lcf76f155ced4ddcb4097134ff3c332f xmlns="42760c81-fd8e-4d59-8953-7cdb9f38b14f">
-      <Terms xmlns="http://schemas.microsoft.com/office/infopath/2007/PartnerControls"/>
-    </lcf76f155ced4ddcb4097134ff3c332f>
-  </documentManagement>
-</p:properties>
-</file>
-
-<file path=customXml/item3.xml><?xml version="1.0" encoding="utf-8"?>
 <ct:contentTypeSchema xmlns:ct="http://schemas.microsoft.com/office/2006/metadata/contentType" xmlns:ma="http://schemas.microsoft.com/office/2006/metadata/properties/metaAttributes" ct:_="" ma:_="" ma:contentTypeName="Documento" ma:contentTypeID="0x01010005252A1EF3BD024F856B47B579AB5244" ma:contentTypeVersion="12" ma:contentTypeDescription="Crear nuevo documento." ma:contentTypeScope="" ma:versionID="32d0e18b85ac20c34eab62df21c0cf58">
   <xsd:schema xmlns:xsd="http://www.w3.org/2001/XMLSchema" xmlns:xs="http://www.w3.org/2001/XMLSchema" xmlns:p="http://schemas.microsoft.com/office/2006/metadata/properties" xmlns:ns2="42760c81-fd8e-4d59-8953-7cdb9f38b14f" xmlns:ns3="67a0edcd-0de5-43ed-8c27-e32f38a00c91" targetNamespace="http://schemas.microsoft.com/office/2006/metadata/properties" ma:root="true" ma:fieldsID="cc2c149e99f10870fd5bc3964e5386d3" ns2:_="" ns3:_="">
     <xsd:import namespace="42760c81-fd8e-4d59-8953-7cdb9f38b14f"/>
@@ -27054,30 +27049,31 @@
 </ct:contentTypeSchema>
 </file>
 
+<file path=customXml/item2.xml><?xml version="1.0" encoding="utf-8"?>
+<p:properties xmlns:p="http://schemas.microsoft.com/office/2006/metadata/properties" xmlns:xsi="http://www.w3.org/2001/XMLSchema-instance" xmlns:pc="http://schemas.microsoft.com/office/infopath/2007/PartnerControls">
+  <documentManagement>
+    <TaxCatchAll xmlns="67a0edcd-0de5-43ed-8c27-e32f38a00c91" xsi:nil="true"/>
+    <lcf76f155ced4ddcb4097134ff3c332f xmlns="42760c81-fd8e-4d59-8953-7cdb9f38b14f">
+      <Terms xmlns="http://schemas.microsoft.com/office/infopath/2007/PartnerControls"/>
+    </lcf76f155ced4ddcb4097134ff3c332f>
+  </documentManagement>
+</p:properties>
+</file>
+
+<file path=customXml/item3.xml><?xml version="1.0" encoding="utf-8"?>
+<?mso-contentType ?>
+<FormTemplates xmlns="http://schemas.microsoft.com/sharepoint/v3/contenttype/forms">
+  <Display>DocumentLibraryForm</Display>
+  <Edit>DocumentLibraryForm</Edit>
+  <New>DocumentLibraryForm</New>
+</FormTemplates>
+</file>
+
 <file path=customXml/item4.xml><?xml version="1.0" encoding="utf-8"?>
 <b:Sources xmlns:b="http://schemas.openxmlformats.org/officeDocument/2006/bibliography" xmlns="http://schemas.openxmlformats.org/officeDocument/2006/bibliography" SelectedStyle="\APASixthEditionOfficeOnline.xsl" StyleName="APA" Version="6"/>
 </file>
 
 <file path=customXml/itemProps1.xml><?xml version="1.0" encoding="utf-8"?>
-<ds:datastoreItem xmlns:ds="http://schemas.openxmlformats.org/officeDocument/2006/customXml" ds:itemID="{10663269-2064-4804-8290-36D4A57F5557}">
-  <ds:schemaRefs>
-    <ds:schemaRef ds:uri="http://schemas.microsoft.com/sharepoint/v3/contenttype/forms"/>
-  </ds:schemaRefs>
-</ds:datastoreItem>
-</file>
-
-<file path=customXml/itemProps2.xml><?xml version="1.0" encoding="utf-8"?>
-<ds:datastoreItem xmlns:ds="http://schemas.openxmlformats.org/officeDocument/2006/customXml" ds:itemID="{1279454D-02BE-4A9C-A117-DCD1573E2608}">
-  <ds:schemaRefs>
-    <ds:schemaRef ds:uri="http://schemas.microsoft.com/office/2006/metadata/properties"/>
-    <ds:schemaRef ds:uri="http://schemas.microsoft.com/office/infopath/2007/PartnerControls"/>
-    <ds:schemaRef ds:uri="67a0edcd-0de5-43ed-8c27-e32f38a00c91"/>
-    <ds:schemaRef ds:uri="42760c81-fd8e-4d59-8953-7cdb9f38b14f"/>
-  </ds:schemaRefs>
-</ds:datastoreItem>
-</file>
-
-<file path=customXml/itemProps3.xml><?xml version="1.0" encoding="utf-8"?>
 <ds:datastoreItem xmlns:ds="http://schemas.openxmlformats.org/officeDocument/2006/customXml" ds:itemID="{FD712249-23E9-4F2C-8A2B-E4C7F4CB1F1A}">
   <ds:schemaRefs>
     <ds:schemaRef ds:uri="http://schemas.microsoft.com/office/2006/metadata/contentType"/>
@@ -27096,6 +27092,25 @@
 </ds:datastoreItem>
 </file>
 
+<file path=customXml/itemProps2.xml><?xml version="1.0" encoding="utf-8"?>
+<ds:datastoreItem xmlns:ds="http://schemas.openxmlformats.org/officeDocument/2006/customXml" ds:itemID="{1279454D-02BE-4A9C-A117-DCD1573E2608}">
+  <ds:schemaRefs>
+    <ds:schemaRef ds:uri="http://schemas.microsoft.com/office/2006/metadata/properties"/>
+    <ds:schemaRef ds:uri="http://schemas.microsoft.com/office/infopath/2007/PartnerControls"/>
+    <ds:schemaRef ds:uri="67a0edcd-0de5-43ed-8c27-e32f38a00c91"/>
+    <ds:schemaRef ds:uri="42760c81-fd8e-4d59-8953-7cdb9f38b14f"/>
+  </ds:schemaRefs>
+</ds:datastoreItem>
+</file>
+
+<file path=customXml/itemProps3.xml><?xml version="1.0" encoding="utf-8"?>
+<ds:datastoreItem xmlns:ds="http://schemas.openxmlformats.org/officeDocument/2006/customXml" ds:itemID="{10663269-2064-4804-8290-36D4A57F5557}">
+  <ds:schemaRefs>
+    <ds:schemaRef ds:uri="http://schemas.microsoft.com/sharepoint/v3/contenttype/forms"/>
+  </ds:schemaRefs>
+</ds:datastoreItem>
+</file>
+
 <file path=customXml/itemProps4.xml><?xml version="1.0" encoding="utf-8"?>
 <ds:datastoreItem xmlns:ds="http://schemas.openxmlformats.org/officeDocument/2006/customXml" ds:itemID="{EAE431FD-7059-4C09-804B-C9D69EB7B213}">
   <ds:schemaRefs>
